--- a/ai/_data/gpt_rapor.docx
+++ b/ai/_data/gpt_rapor.docx
@@ -2,7 +2,41 @@
 <file path=word/document.xml><?xml version="1.0" encoding="utf-8"?>
 <w:document xmlns:w="http://schemas.openxmlformats.org/wordprocessingml/2006/main" xmlns:m="http://schemas.openxmlformats.org/officeDocument/2006/math" xmlns:r="http://schemas.openxmlformats.org/officeDocument/2006/relationships" xmlns:o="urn:schemas-microsoft-com:office:office" xmlns:v="urn:schemas-microsoft-com:vml" xmlns:w10="urn:schemas-microsoft-com:office:word" xmlns:a="http://schemas.openxmlformats.org/drawingml/2006/main" xmlns:pic="http://schemas.openxmlformats.org/drawingml/2006/picture" xmlns:wp="http://schemas.openxmlformats.org/drawingml/2006/wordprocessingDrawing">
   <w:body>
-    <w:bookmarkStart w:id="47" w:name="Xeb98d01eed0101f04758f9680f444b627a1fc81"/>
+    <w:p>
+      <w:pPr>
+        <w:pStyle w:val="Title"/>
+      </w:pPr>
+      <w:r>
+        <w:t xml:space="preserve">OpenAI GPT-5.1 Klinik Karar Destek ve Boylamsal Konsültasyon Raporu — 16.09.2026</w:t>
+      </w:r>
+    </w:p>
+    <w:sdt>
+      <w:sdtPr>
+        <w:docPartObj>
+          <w:docPartGallery w:val="Table of Contents"/>
+          <w:docPartUnique/>
+        </w:docPartObj>
+      </w:sdtPr>
+      <w:sdtContent>
+        <w:p>
+          <w:pPr>
+            <w:pStyle w:val="TOCHeading"/>
+          </w:pPr>
+          <w:r>
+            <w:t xml:space="preserve">Table of Contents</w:t>
+          </w:r>
+        </w:p>
+        <w:p>
+          <w:r>
+            <w:fldChar w:fldCharType="begin" w:dirty="true"/>
+            <w:instrText xml:space="preserve">TOC \o "1-3" \h \z \u</w:instrText>
+            <w:fldChar w:fldCharType="separate"/>
+            <w:fldChar w:fldCharType="end"/>
+          </w:r>
+        </w:p>
+      </w:sdtContent>
+    </w:sdt>
+    <w:bookmarkStart w:id="48" w:name="Xeb98d01eed0101f04758f9680f444b627a1fc81"/>
     <w:p>
       <w:pPr>
         <w:pStyle w:val="Heading1"/>
@@ -290,7 +324,7 @@
                 <w:b/>
                 <w:bCs/>
               </w:rPr>
-              <w:t xml:space="preserve">113/75 mmHg</w:t>
+              <w:t xml:space="preserve">113/76 mmHg</w:t>
             </w:r>
           </w:p>
         </w:tc>
@@ -671,7 +705,7 @@
         <w:pStyle w:val="FirstParagraph"/>
       </w:pPr>
       <w:r>
-        <w:t xml:space="preserve">Son 7 günlük ev kan basıncı ortalaması 113/75 mmHg'dir. Bu seviye 2024 ESC kılavuzundaki tedavi altındaki çoğu erişkin için önerilen 120–129/70–79 mmHg hedef bandının altında sistolik basınç sergiler; değerlendirme semptom, ortostatik tolerans ve ölçüm tekniği ile birlikte yapılmalıdır (McEvoy et al., 2024). Aort diseksiyonu sonrası kan basıncı ve nabız kontrolü aort duvar stresini azaltma amacının temel parçalarındandır (Isselbacher et al., 2022).</w:t>
+        <w:t xml:space="preserve">Son 7 günlük ev kan basıncı ortalaması 113/76 mmHg'dir. Bu seviye 2024 ESC kılavuzundaki tedavi altındaki çoğu erişkin için önerilen 120–129/70–79 mmHg hedef bandının altında sistolik basınç sergiler; değerlendirme semptom, ortostatik tolerans ve ölçüm tekniği ile birlikte yapılmalıdır (McEvoy et al., 2024). Aort diseksiyonu sonrası kan basıncı ve nabız kontrolü aort duvar stresini azaltma amacının temel parçalarındandır (Isselbacher et al., 2022).</w:t>
       </w:r>
     </w:p>
     <w:p>
@@ -4174,7 +4208,7 @@
         <w:t xml:space="preserve"> </w:t>
       </w:r>
       <w:r>
-        <w:t xml:space="preserve">113/75 mmHg ev ortalamasının semptom ve ortostatik tolerans ile birlikte değerlendirilmesi; beta-bloker ve ACE inhibitörü tedavisinin bu bağlamda izlenmesi (McEvoy et al., 2024).</w:t>
+        <w:t xml:space="preserve">113/76 mmHg ev ortalamasının semptom ve ortostatik tolerans ile birlikte değerlendirilmesi; beta-bloker ve ACE inhibitörü tedavisinin bu bağlamda izlenmesi (McEvoy et al., 2024).</w:t>
       </w:r>
     </w:p>
     <w:bookmarkEnd w:id="31"/>
@@ -6237,7 +6271,7 @@
         <w:pStyle w:val="FirstParagraph"/>
       </w:pPr>
       <w:r>
-        <w:t xml:space="preserve">16.09.2026 itibarıyla klinik tablo iki farklı ekseni aynı anda göstermektedir. Birinci eksen, 113/75 mmHg yedi günlük ev tansiyon ortalaması, stabil kilo ve gerileyen CRP ile temsil edilen hemodinamik ve inflamatuvar iyileşme eğilimidir. İkinci eksen ise 1,95 INR ile mekanik kapak antikoagülasyonunda yeniden hedef dışına çıkış ve 9,7 g/dL hemoglobin ile süren demir eksikliği anemisidir. Bu nedenle mevcut durum “tek yönlü kötüleşme” olarak tanımlanamaz; aynı zamanda tüm risklerin ortadan kalktığı bir stabilizasyon olarak da nitelendirilemez (Isselbacher et al., 2022; Praz et al., 2025; McEvoy et al., 2024; Snook et al., 2021).</w:t>
+        <w:t xml:space="preserve">16.09.2026 itibarıyla klinik tablo iki farklı ekseni aynı anda göstermektedir. Birinci eksen, 113/76 mmHg yedi günlük ev tansiyon ortalaması, stabil kilo ve gerileyen CRP ile temsil edilen hemodinamik ve inflamatuvar iyileşme eğilimidir. İkinci eksen ise 1,95 INR ile mekanik kapak antikoagülasyonunda yeniden hedef dışına çıkış ve 9,7 g/dL hemoglobin ile süren demir eksikliği anemisidir. Bu nedenle mevcut durum “tek yönlü kötüleşme” olarak tanımlanamaz; aynı zamanda tüm risklerin ortadan kalktığı bir stabilizasyon olarak da nitelendirilemez (Isselbacher et al., 2022; Praz et al., 2025; McEvoy et al., 2024; Snook et al., 2021).</w:t>
       </w:r>
     </w:p>
     <w:p>
@@ -6291,7 +6325,7 @@
       </w:r>
     </w:p>
     <w:bookmarkEnd w:id="37"/>
-    <w:bookmarkStart w:id="46" w:name="kaynakça-apa-7th-edition"/>
+    <w:bookmarkStart w:id="47" w:name="kaynakça-apa-7th-edition"/>
     <w:p>
       <w:pPr>
         <w:pStyle w:val="Heading2"/>
@@ -6465,6 +6499,38 @@
         <w:pStyle w:val="BodyText"/>
       </w:pPr>
       <w:r>
+        <w:t xml:space="preserve">Vahanian, A., Beyersdorf, F., Praz, F., Milojevic, M., Baldus, S., Bauersachs, J., Capodanno, D., Conradi, L., De Bonis, M., De Paulis, R., Delgado, V., Freemantle, N., Gilard, M., Haugaa, K. H., Jeppsson, A., Jüni, P., Pierard, L., Prendergast, B. D., Sádaba, J. R., … ESC/EACTS Scientific Document Group. (2022). 2021 ESC/EACTS Guidelines for the management of valvular heart disease.</w:t>
+      </w:r>
+      <w:r>
+        <w:t xml:space="preserve"> </w:t>
+      </w:r>
+      <w:r>
+        <w:rPr>
+          <w:i/>
+          <w:iCs/>
+        </w:rPr>
+        <w:t xml:space="preserve">European Heart Journal, 43</w:t>
+      </w:r>
+      <w:r>
+        <w:t xml:space="preserve">(7), 561–632.</w:t>
+      </w:r>
+      <w:r>
+        <w:t xml:space="preserve"> </w:t>
+      </w:r>
+      <w:hyperlink r:id="rId43">
+        <w:r>
+          <w:rPr>
+            <w:rStyle w:val="Hyperlink"/>
+          </w:rPr>
+          <w:t xml:space="preserve">https://doi.org/10.1093/eurheartj/ehab395</w:t>
+        </w:r>
+      </w:hyperlink>
+    </w:p>
+    <w:p>
+      <w:pPr>
+        <w:pStyle w:val="BodyText"/>
+      </w:pPr>
+      <w:r>
         <w:t xml:space="preserve">Praz, F., Borger, M. A., Lanz, J., Marin-Cuartas, M., Abreu, A., Adamo, M., Ajmone Marsan, N., Barili, F., Bonaros, N., Cosyns, B., De Paulis, R., Gamra, H., Jahangiri, M., Jeppsson, A., Klautz, R. J. M., Mores, B., Pérez-David, E., Pöss, J., Prendergast, B. D., Rocca, B., Rossello, X., Suzuki, M., Thiele, H., Tribouilloy, C. M., &amp; Wojakowski, W. (2025). 2025 ESC/EACTS Guidelines for the management of valvular heart disease.</w:t>
       </w:r>
       <w:r>
@@ -6483,7 +6549,7 @@
       <w:r>
         <w:t xml:space="preserve"> </w:t>
       </w:r>
-      <w:hyperlink r:id="rId43">
+      <w:hyperlink r:id="rId44">
         <w:r>
           <w:rPr>
             <w:rStyle w:val="Hyperlink"/>
@@ -6515,7 +6581,7 @@
       <w:r>
         <w:t xml:space="preserve"> </w:t>
       </w:r>
-      <w:hyperlink r:id="rId44">
+      <w:hyperlink r:id="rId45">
         <w:r>
           <w:rPr>
             <w:rStyle w:val="Hyperlink"/>
@@ -6547,7 +6613,7 @@
       <w:r>
         <w:t xml:space="preserve"> </w:t>
       </w:r>
-      <w:hyperlink r:id="rId45">
+      <w:hyperlink r:id="rId46">
         <w:r>
           <w:rPr>
             <w:rStyle w:val="Hyperlink"/>
@@ -6556,8 +6622,8 @@
         </w:r>
       </w:hyperlink>
     </w:p>
-    <w:bookmarkEnd w:id="46"/>
     <w:bookmarkEnd w:id="47"/>
+    <w:bookmarkEnd w:id="48"/>
     <w:sectPr>
       <w:footnotePr>
         <w:numRestart w:val="eachSect"/>
@@ -6788,7 +6854,7 @@
         <w:rFonts w:asciiTheme="minorHAnsi" w:cstheme="minorBidi" w:eastAsiaTheme="minorEastAsia" w:hAnsiTheme="minorHAnsi"/>
         <w:sz w:val="24"/>
         <w:szCs w:val="24"/>
-        <w:lang w:bidi="ar-SA" w:eastAsia="zh-CN" w:val="en-US"/>
+        <w:lang w:bidi="ar-SA" w:eastAsia="zh-CN" w:val="tr-TR"/>
       </w:rPr>
     </w:rPrDefault>
     <w:pPrDefault>
